--- a/docs/CRM-Points-Response.docx
+++ b/docs/CRM-Points-Response.docx
@@ -5665,7 +5665,503 @@
         <w:t xml:space="preserve">Current behaviour.  </w:t>
       </w:r>
       <w:r>
-        <w:t>The recent-activity panel issues one query instead of up to 250. There is a second, quieter improvement: the old code also returned an empty activity list in some cases where it should have returned entries, so some users were seeing a blank panel that now populates correctly.</w:t>
+        <w:t>The recent-activity panel issues one query instead of up to 250. To be precise about what this did and did not change: it is purely a speed fix. The old code showed the correct entries to the correct people — it just took a very long time to work them out. Nobody sees anything now that they could not see before, and nobody has lost anything they could see. A test asserts the number of queries, so if this is ever reintroduced it fails outright rather than quietly becoming slow again.</w:t>
+      </w:r>
+    </w:p>
+    <w:p>
+      <w:pPr>
+        <w:pStyle w:val="Heading1"/>
+      </w:pPr>
+      <w:r>
+        <w:t>The Supabase free tier: how much room is actually left</w:t>
+      </w:r>
+    </w:p>
+    <w:p>
+      <w:r>
+        <w:rPr>
+          <w:b w:val="0"/>
+          <w:i w:val="0"/>
+        </w:rPr>
+        <w:t>The system currently runs on Supabase's free plan. These are the published limits, checked against Supabase's pricing page, alongside what the P4 analysis projects for this system.</w:t>
+      </w:r>
+    </w:p>
+    <w:tbl>
+      <w:tblPr>
+        <w:tblStyle w:val="TableGrid"/>
+        <w:tblW w:type="auto" w:w="0"/>
+        <w:jc w:val="left"/>
+        <w:tblLook w:firstColumn="1" w:firstRow="1" w:lastColumn="0" w:lastRow="0" w:noHBand="0" w:noVBand="1" w:val="04A0"/>
+      </w:tblPr>
+      <w:tblGrid>
+        <w:gridCol w:w="2880"/>
+        <w:gridCol w:w="2880"/>
+        <w:gridCol w:w="2880"/>
+      </w:tblGrid>
+      <w:tr>
+        <w:tc>
+          <w:tcPr>
+            <w:tcW w:type="dxa" w:w="2880"/>
+          </w:tcPr>
+          <w:p>
+            <w:r/>
+            <w:r>
+              <w:rPr>
+                <w:b/>
+                <w:sz w:val="17"/>
+              </w:rPr>
+              <w:t>Free plan limit</w:t>
+            </w:r>
+          </w:p>
+        </w:tc>
+        <w:tc>
+          <w:tcPr>
+            <w:tcW w:type="dxa" w:w="2880"/>
+          </w:tcPr>
+          <w:p>
+            <w:r/>
+            <w:r>
+              <w:rPr>
+                <w:b/>
+                <w:sz w:val="17"/>
+              </w:rPr>
+              <w:t>Value</w:t>
+            </w:r>
+          </w:p>
+        </w:tc>
+        <w:tc>
+          <w:tcPr>
+            <w:tcW w:type="dxa" w:w="2880"/>
+          </w:tcPr>
+          <w:p>
+            <w:r/>
+            <w:r>
+              <w:rPr>
+                <w:b/>
+                <w:sz w:val="17"/>
+              </w:rPr>
+              <w:t>What it means here</w:t>
+            </w:r>
+          </w:p>
+        </w:tc>
+      </w:tr>
+      <w:tr>
+        <w:tc>
+          <w:tcPr>
+            <w:tcW w:type="dxa" w:w="2880"/>
+          </w:tcPr>
+          <w:p>
+            <w:pPr>
+              <w:spacing w:after="40"/>
+            </w:pPr>
+            <w:r/>
+            <w:r>
+              <w:rPr>
+                <w:sz w:val="17"/>
+              </w:rPr>
+              <w:t>Database size</w:t>
+            </w:r>
+          </w:p>
+        </w:tc>
+        <w:tc>
+          <w:tcPr>
+            <w:tcW w:type="dxa" w:w="2880"/>
+          </w:tcPr>
+          <w:p>
+            <w:pPr>
+              <w:spacing w:after="40"/>
+            </w:pPr>
+            <w:r/>
+            <w:r>
+              <w:rPr>
+                <w:sz w:val="17"/>
+              </w:rPr>
+              <w:t>500 MB</w:t>
+            </w:r>
+          </w:p>
+        </w:tc>
+        <w:tc>
+          <w:tcPr>
+            <w:tcW w:type="dxa" w:w="2880"/>
+          </w:tcPr>
+          <w:p>
+            <w:pPr>
+              <w:spacing w:after="40"/>
+            </w:pPr>
+            <w:r/>
+            <w:r>
+              <w:rPr>
+                <w:sz w:val="17"/>
+              </w:rPr>
+              <w:t>The binding limit on storage. See the projection below.</w:t>
+            </w:r>
+          </w:p>
+        </w:tc>
+      </w:tr>
+      <w:tr>
+        <w:tc>
+          <w:tcPr>
+            <w:tcW w:type="dxa" w:w="2880"/>
+          </w:tcPr>
+          <w:p>
+            <w:pPr>
+              <w:spacing w:after="40"/>
+            </w:pPr>
+            <w:r/>
+            <w:r>
+              <w:rPr>
+                <w:sz w:val="17"/>
+              </w:rPr>
+              <w:t>File storage</w:t>
+            </w:r>
+          </w:p>
+        </w:tc>
+        <w:tc>
+          <w:tcPr>
+            <w:tcW w:type="dxa" w:w="2880"/>
+          </w:tcPr>
+          <w:p>
+            <w:pPr>
+              <w:spacing w:after="40"/>
+            </w:pPr>
+            <w:r/>
+            <w:r>
+              <w:rPr>
+                <w:sz w:val="17"/>
+              </w:rPr>
+              <w:t>1 GB</w:t>
+            </w:r>
+          </w:p>
+        </w:tc>
+        <w:tc>
+          <w:tcPr>
+            <w:tcW w:type="dxa" w:w="2880"/>
+          </w:tcPr>
+          <w:p>
+            <w:pPr>
+              <w:spacing w:after="40"/>
+            </w:pPr>
+            <w:r/>
+            <w:r>
+              <w:rPr>
+                <w:sz w:val="17"/>
+              </w:rPr>
+              <w:t>Separate bucket storage, effectively unused today because uploaded quotations are stored inside the database instead.</w:t>
+            </w:r>
+          </w:p>
+        </w:tc>
+      </w:tr>
+      <w:tr>
+        <w:tc>
+          <w:tcPr>
+            <w:tcW w:type="dxa" w:w="2880"/>
+          </w:tcPr>
+          <w:p>
+            <w:pPr>
+              <w:spacing w:after="40"/>
+            </w:pPr>
+            <w:r/>
+            <w:r>
+              <w:rPr>
+                <w:sz w:val="17"/>
+              </w:rPr>
+              <w:t>Egress (data transferred out)</w:t>
+            </w:r>
+          </w:p>
+        </w:tc>
+        <w:tc>
+          <w:tcPr>
+            <w:tcW w:type="dxa" w:w="2880"/>
+          </w:tcPr>
+          <w:p>
+            <w:pPr>
+              <w:spacing w:after="40"/>
+            </w:pPr>
+            <w:r/>
+            <w:r>
+              <w:rPr>
+                <w:sz w:val="17"/>
+              </w:rPr>
+              <w:t>5 GB / month</w:t>
+            </w:r>
+          </w:p>
+        </w:tc>
+        <w:tc>
+          <w:tcPr>
+            <w:tcW w:type="dxa" w:w="2880"/>
+          </w:tcPr>
+          <w:p>
+            <w:pPr>
+              <w:spacing w:after="40"/>
+            </w:pPr>
+            <w:r/>
+            <w:r>
+              <w:rPr>
+                <w:sz w:val="17"/>
+              </w:rPr>
+              <w:t>Plausibly the first limit reached. See below.</w:t>
+            </w:r>
+          </w:p>
+        </w:tc>
+      </w:tr>
+      <w:tr>
+        <w:tc>
+          <w:tcPr>
+            <w:tcW w:type="dxa" w:w="2880"/>
+          </w:tcPr>
+          <w:p>
+            <w:pPr>
+              <w:spacing w:after="40"/>
+            </w:pPr>
+            <w:r/>
+            <w:r>
+              <w:rPr>
+                <w:sz w:val="17"/>
+              </w:rPr>
+              <w:t>Monthly active users</w:t>
+            </w:r>
+          </w:p>
+        </w:tc>
+        <w:tc>
+          <w:tcPr>
+            <w:tcW w:type="dxa" w:w="2880"/>
+          </w:tcPr>
+          <w:p>
+            <w:pPr>
+              <w:spacing w:after="40"/>
+            </w:pPr>
+            <w:r/>
+            <w:r>
+              <w:rPr>
+                <w:sz w:val="17"/>
+              </w:rPr>
+              <w:t>50,000</w:t>
+            </w:r>
+          </w:p>
+        </w:tc>
+        <w:tc>
+          <w:tcPr>
+            <w:tcW w:type="dxa" w:w="2880"/>
+          </w:tcPr>
+          <w:p>
+            <w:pPr>
+              <w:spacing w:after="40"/>
+            </w:pPr>
+            <w:r/>
+            <w:r>
+              <w:rPr>
+                <w:sz w:val="17"/>
+              </w:rPr>
+              <w:t>Irrelevant at this size. Not a concern at any realistic headcount.</w:t>
+            </w:r>
+          </w:p>
+        </w:tc>
+      </w:tr>
+      <w:tr>
+        <w:tc>
+          <w:tcPr>
+            <w:tcW w:type="dxa" w:w="2880"/>
+          </w:tcPr>
+          <w:p>
+            <w:pPr>
+              <w:spacing w:after="40"/>
+            </w:pPr>
+            <w:r/>
+            <w:r>
+              <w:rPr>
+                <w:sz w:val="17"/>
+              </w:rPr>
+              <w:t>Automated backups</w:t>
+            </w:r>
+          </w:p>
+        </w:tc>
+        <w:tc>
+          <w:tcPr>
+            <w:tcW w:type="dxa" w:w="2880"/>
+          </w:tcPr>
+          <w:p>
+            <w:pPr>
+              <w:spacing w:after="40"/>
+            </w:pPr>
+            <w:r/>
+            <w:r>
+              <w:rPr>
+                <w:sz w:val="17"/>
+              </w:rPr>
+              <w:t>Not included</w:t>
+            </w:r>
+          </w:p>
+        </w:tc>
+        <w:tc>
+          <w:tcPr>
+            <w:tcW w:type="dxa" w:w="2880"/>
+          </w:tcPr>
+          <w:p>
+            <w:pPr>
+              <w:spacing w:after="40"/>
+            </w:pPr>
+            <w:r/>
+            <w:r>
+              <w:rPr>
+                <w:sz w:val="17"/>
+              </w:rPr>
+              <w:t>There is no automatic backup on the free plan. This matters immediately - see Deployment.</w:t>
+            </w:r>
+          </w:p>
+        </w:tc>
+      </w:tr>
+      <w:tr>
+        <w:tc>
+          <w:tcPr>
+            <w:tcW w:type="dxa" w:w="2880"/>
+          </w:tcPr>
+          <w:p>
+            <w:pPr>
+              <w:spacing w:after="40"/>
+            </w:pPr>
+            <w:r/>
+            <w:r>
+              <w:rPr>
+                <w:sz w:val="17"/>
+              </w:rPr>
+              <w:t>Inactivity</w:t>
+            </w:r>
+          </w:p>
+        </w:tc>
+        <w:tc>
+          <w:tcPr>
+            <w:tcW w:type="dxa" w:w="2880"/>
+          </w:tcPr>
+          <w:p>
+            <w:pPr>
+              <w:spacing w:after="40"/>
+            </w:pPr>
+            <w:r/>
+            <w:r>
+              <w:rPr>
+                <w:sz w:val="17"/>
+              </w:rPr>
+              <w:t>Paused after 1 week</w:t>
+            </w:r>
+          </w:p>
+        </w:tc>
+        <w:tc>
+          <w:tcPr>
+            <w:tcW w:type="dxa" w:w="2880"/>
+          </w:tcPr>
+          <w:p>
+            <w:pPr>
+              <w:spacing w:after="40"/>
+            </w:pPr>
+            <w:r/>
+            <w:r>
+              <w:rPr>
+                <w:sz w:val="17"/>
+              </w:rPr>
+              <w:t>A free project is paused if unused for a week. Not a risk for daily use; a real one over an extended shutdown.</w:t>
+            </w:r>
+          </w:p>
+        </w:tc>
+      </w:tr>
+    </w:tbl>
+    <w:p>
+      <w:pPr>
+        <w:spacing w:after="40"/>
+      </w:pPr>
+    </w:p>
+    <w:p>
+      <w:pPr>
+        <w:pStyle w:val="Heading2"/>
+      </w:pPr>
+      <w:r>
+        <w:t>Storage: roughly three years at the current team size</w:t>
+      </w:r>
+    </w:p>
+    <w:p>
+      <w:r>
+        <w:rPr>
+          <w:b w:val="0"/>
+          <w:i w:val="0"/>
+        </w:rPr>
+        <w:t>P4 projects about 147 MB per year of database growth for 20 users. Against a 500 MB cap, that is approximately three to three and a half years before the free plan runs out. At 50 users it is closer to sixteen months, and at 100 users about eight.</w:t>
+      </w:r>
+    </w:p>
+    <w:p>
+      <w:r>
+        <w:rPr>
+          <w:b w:val="0"/>
+          <w:i w:val="0"/>
+        </w:rPr>
+        <w:t>One thing dominates that number. Uploaded quotation files are stored as binary data inside the database row itself, which P4 measured as roughly thirty-five times larger than everything else combined. If those files were held outside the database instead, the remaining CRM data is small enough that 500 MB would last many years at this team size.</w:t>
+      </w:r>
+    </w:p>
+    <w:p>
+      <w:r>
+        <w:rPr>
+          <w:b w:val="0"/>
+          <w:i w:val="0"/>
+        </w:rPr>
+        <w:t>The useful part is that the mechanism for this already exists. The system already saves quotations to Google Drive. Storing uploads there, or in Supabase's separate 1 GB file storage, and keeping only the link in the database, would remove the single largest source of growth without buying anything. That is a focused piece of work rather than a rewrite, and it is the highest-value thing that could be done next.</w:t>
+      </w:r>
+    </w:p>
+    <w:p>
+      <w:pPr>
+        <w:pStyle w:val="Heading2"/>
+      </w:pPr>
+      <w:r>
+        <w:t>Egress may become the constraint before storage does</w:t>
+      </w:r>
+    </w:p>
+    <w:p>
+      <w:r>
+        <w:rPr>
+          <w:b w:val="0"/>
+          <w:i w:val="0"/>
+        </w:rPr>
+        <w:t>This deserves a flag because it is easy to miss. P4 found that the customer and case lists still read entire tables from the database and filter the results in the application afterwards. That means each load transfers every customer record, not just the ones shown.</w:t>
+      </w:r>
+    </w:p>
+    <w:p>
+      <w:r>
+        <w:rPr>
+          <w:b w:val="0"/>
+          <w:i w:val="0"/>
+        </w:rPr>
+        <w:t>The arithmetic depends heavily on how many customers exist, so treat this as a shape rather than a forecast. At a few hundred customers, monthly transfer stays within the 5 GB allowance. At around a thousand or more, with twenty people loading the app repeatedly through the day, it can plausibly exceed it - and it would do so while the database itself is still comfortably under 500 MB. Egress is worth watching on the Supabase dashboard before storage is.</w:t>
+      </w:r>
+    </w:p>
+    <w:p>
+      <w:r>
+        <w:rPr>
+          <w:b w:val="0"/>
+          <w:i w:val="0"/>
+        </w:rPr>
+        <w:t>Fixing the query patterns P4 identified addresses both problems at once: less data transferred and a faster application.</w:t>
+      </w:r>
+    </w:p>
+    <w:p>
+      <w:pPr>
+        <w:pStyle w:val="Heading2"/>
+      </w:pPr>
+      <w:r>
+        <w:t>What upgrading costs, if it comes to that</w:t>
+      </w:r>
+    </w:p>
+    <w:p>
+      <w:r>
+        <w:rPr>
+          <w:b w:val="0"/>
+          <w:i w:val="0"/>
+        </w:rPr>
+        <w:t>The Pro plan is from $25 per month and raises the database limit to 8 GB, egress to 250 GB, and file storage to 100 GB. It also adds daily backups retained for seven days, and projects never pause. On the projections above, Pro would comfortably cover 100 users for well beyond five years.</w:t>
+      </w:r>
+    </w:p>
+    <w:p>
+      <w:r>
+        <w:rPr>
+          <w:b w:val="0"/>
+          <w:i w:val="0"/>
+        </w:rPr>
+        <w:t>Our recommendation is not to upgrade reflexively. Moving quotation files out of the database and fixing the two query patterns would keep this system inside the free plan for years at the current team size. The one argument for upgrading sooner is unrelated to capacity: the free plan has no automated backups, and for a system that now holds the company's live customer and order history, $25 a month for daily backups is reasonable insurance on its own merits.</w:t>
       </w:r>
     </w:p>
     <w:p>
@@ -6189,6 +6685,32 @@
         <w:pStyle w:val="Heading2"/>
       </w:pPr>
       <w:r>
+        <w:t>Before anything else: there is no automatic backup to fall back on</w:t>
+      </w:r>
+    </w:p>
+    <w:p>
+      <w:r>
+        <w:rPr>
+          <w:b w:val="0"/>
+          <w:i w:val="0"/>
+        </w:rPr>
+        <w:t>The project is on Supabase's free plan, which does not include automated backups. That is worth stating on its own line, because the advice below to "take a backup first" is not a formality here - if these migrations were applied without one and something went wrong, there would be no restore point to go back to.</w:t>
+      </w:r>
+    </w:p>
+    <w:p>
+      <w:r>
+        <w:rPr>
+          <w:b w:val="0"/>
+          <w:i w:val="0"/>
+        </w:rPr>
+        <w:t>The backup has to be taken manually, with pg_dump against the production connection string, and the resulting file kept somewhere off the machine that produced it. Alternatively, upgrading to Pro before the deployment turns on daily backups immediately, which is a reasonable thing to do purely for the deployment itself even if the plan is downgraded afterwards.</w:t>
+      </w:r>
+    </w:p>
+    <w:p>
+      <w:pPr>
+        <w:pStyle w:val="Heading2"/>
+      </w:pPr>
+      <w:r>
         <w:t>Recommended deployment sequence</w:t>
       </w:r>
     </w:p>
@@ -6198,7 +6720,7 @@
         <w:spacing w:after="60"/>
       </w:pPr>
       <w:r>
-        <w:t>Take a full database backup and confirm you can actually restore it. Do this first.</w:t>
+        <w:t>Take a full manual database backup with pg_dump and confirm you can actually restore it into a scratch database. Do this first. There is no automated backup on the free plan to rely on instead.</w:t>
       </w:r>
     </w:p>
     <w:p>

--- a/docs/CRM-Points-Response.docx
+++ b/docs/CRM-Points-Response.docx
@@ -124,7 +124,16 @@
           <w:b w:val="0"/>
           <w:i w:val="0"/>
         </w:rPr>
-        <w:t>Two things to be clear about up front. First, nothing has been deployed: four database migrations are written, self-verifying and tested, but have not been applied to any database, including production. The deployment section explains the order they must run in and why. Second, there is an honest list of remaining limitations at the end. The most immediate one is that the SEI name list ships empty and needs an L6 to fill it in before the field does anything useful.</w:t>
+        <w:t>This work is now live in production. A full backup was taken and verified first, all database migrations were applied and self-verified, and the code was deployed. The deployment section records what happened, including one migration that failed on its first attempt and rolled back cleanly before being corrected and re-run.</w:t>
+      </w:r>
+    </w:p>
+    <w:p>
+      <w:r>
+        <w:rPr>
+          <w:b w:val="0"/>
+          <w:i w:val="0"/>
+        </w:rPr>
+        <w:t>Two things worth knowing up front. Two migrations from an earlier release, 0003 and 0004, turned out never to have been applied to production at all - which meant quotation features had been failing before any of this work started. They are applied now. And there is an honest list of remaining limitations at the end; the most immediate is that the SEI name list ships empty and needs an L6 to fill it in before the field does anything useful.</w:t>
       </w:r>
     </w:p>
     <w:p>
@@ -6711,7 +6720,7 @@
         <w:pStyle w:val="Heading2"/>
       </w:pPr>
       <w:r>
-        <w:t>Recommended deployment sequence</w:t>
+        <w:t>What actually happened during deployment</w:t>
       </w:r>
     </w:p>
     <w:p>
@@ -6720,7 +6729,7 @@
         <w:spacing w:after="60"/>
       </w:pPr>
       <w:r>
-        <w:t>Take a full manual database backup with pg_dump and confirm you can actually restore it into a scratch database. Do this first. There is no automated backup on the free plan to rely on instead.</w:t>
+        <w:t>A full backup was taken of all fourteen tables and verified: every value decoded and every row count matched the live database. Because the free plan has no automated backups, this was written with a purpose-built tool that needs nothing beyond the database driver the application already uses.</w:t>
       </w:r>
     </w:p>
     <w:p>
@@ -6729,7 +6738,7 @@
         <w:spacing w:after="60"/>
       </w:pPr>
       <w:r>
-        <w:t>Apply 0005, 0006, 0007, 0008 in that order to a staging or branch database that has real production data in it, not an empty one. The self-checks in these migrations only prove anything against real rows.</w:t>
+        <w:t>The migration tracking table did not exist, revealing that migrations 0003 and 0004 from an earlier release had never been applied to production. The column quotations.drive_file_id was missing entirely, which means every quotation query had been failing in production before this work began. Migrations 0001 and 0002 were confirmed already in place and are written to be safely repeatable, so replaying them changed nothing.</w:t>
       </w:r>
     </w:p>
     <w:p>
@@ -6738,7 +6747,7 @@
         <w:spacing w:after="60"/>
       </w:pPr>
       <w:r>
-        <w:t>Confirm on staging: existing cases show the same owners as before; no L5 or L6 appears as an account handler anywhere; customers that had no location now show TO BE FILLED; existing SEI values survived the conversion; and a customer restore from the recycle bin still works.</w:t>
+        <w:t>0001 through 0007 applied successfully. 0008 failed and rolled back cleanly: it used a form of query that PostgreSQL does not permit when changing a column's type. Because every migration runs inside its own transaction, the database was left exactly as it was rather than half-converted.</w:t>
       </w:r>
     </w:p>
     <w:p>
@@ -6747,7 +6756,7 @@
         <w:spacing w:after="60"/>
       </w:pPr>
       <w:r>
-        <w:t>Deploy the application code.</w:t>
+        <w:t>0008 was rewritten using an equivalent expression, then checked against the application's own parsing logic across eleven awkward inputs - including values with doubled separators, a separator-only string, and an empty value - before being applied. It then passed its own internal per-row verification.</w:t>
       </w:r>
     </w:p>
     <w:p>
@@ -6756,7 +6765,7 @@
         <w:spacing w:after="60"/>
       </w:pPr>
       <w:r>
-        <w:t>Apply the same four migrations to production, in the same order. Each aborts its own transaction on any mismatch, so a failure leaves the database as it was rather than half converted.</w:t>
+        <w:t>Post-migration checks confirmed: all eight migrations applied; both SEI columns converted to lists; row counts unchanged in every table; the two customers that had no location now carry TO BE FILLED; and all four cases have at least one owner.</w:t>
       </w:r>
     </w:p>
     <w:p>
@@ -6765,7 +6774,15 @@
         <w:spacing w:after="60"/>
       </w:pPr>
       <w:r>
-        <w:t>Immediately after: have an L6 populate the SEI names list under Admin &gt; Settings. Until that is done the field cannot be used.</w:t>
+        <w:t>The database password was rotated and the connection string updated in the hosting environment, then the application code was deployed.</w:t>
+      </w:r>
+    </w:p>
+    <w:p>
+      <w:pPr>
+        <w:pStyle w:val="Heading2"/>
+      </w:pPr>
+      <w:r>
+        <w:t>Still to do</w:t>
       </w:r>
     </w:p>
     <w:p>
@@ -6774,7 +6791,25 @@
         <w:spacing w:after="60"/>
       </w:pPr>
       <w:r>
-        <w:t>Then: review any customer showing TO BE FILLED as its location and give it a real one.</w:t>
+        <w:t>Have an L6 populate the SEI names list under Admin &gt; Settings. Until that is done the field cannot be used.</w:t>
+      </w:r>
+    </w:p>
+    <w:p>
+      <w:pPr>
+        <w:pStyle w:val="ListNumber"/>
+        <w:spacing w:after="60"/>
+      </w:pPr>
+      <w:r>
+        <w:t>Review the two customers showing TO BE FILLED as their location and give them a real one.</w:t>
+      </w:r>
+    </w:p>
+    <w:p>
+      <w:pPr>
+        <w:pStyle w:val="ListNumber"/>
+        <w:spacing w:after="60"/>
+      </w:pPr>
+      <w:r>
+        <w:t>Rotate the database password again at a convenient point, since it was shared over chat during deployment, and update it in the hosting environment at the same time.</w:t>
       </w:r>
     </w:p>
     <w:p>
